--- a/03_Team_Work/Team1/Milestone_3_Components/2_Needs_QA_Approval/DC_M3_Team1_EIT_Database_v1.0.docx
+++ b/03_Team_Work/Team1/Milestone_3_Components/2_Needs_QA_Approval/DC_M3_Team1_EIT_Database_v1.0.docx
@@ -305,12 +305,16 @@
             <w:pPr>
               <w:rPr>
                 <w:rFonts w:eastAsia="Times New Roman" w:cs="Arial"/>
-                <w:lang w:eastAsia="en-US"/>
-              </w:rPr>
-            </w:pPr>
-            <w:r>
-              <w:rPr>
-                <w:rFonts w:eastAsia="Times New Roman" w:cs="Arial"/>
+                <w:b/>
+                <w:bCs/>
+                <w:lang w:eastAsia="en-US"/>
+              </w:rPr>
+            </w:pPr>
+            <w:r>
+              <w:rPr>
+                <w:rFonts w:eastAsia="Times New Roman" w:cs="Arial"/>
+                <w:b/>
+                <w:bCs/>
                 <w:lang w:eastAsia="en-US"/>
               </w:rPr>
               <w:t>Query Layer</w:t>
@@ -394,6 +398,13 @@
                 <w:lang w:eastAsia="en-US"/>
               </w:rPr>
             </w:pPr>
+            <w:r>
+              <w:rPr>
+                <w:rFonts w:eastAsia="Times New Roman" w:cs="Times New Roman"/>
+                <w:lang w:eastAsia="en-US"/>
+              </w:rPr>
+              <w:t>3.1.3, 2.5.9</w:t>
+            </w:r>
           </w:p>
         </w:tc>
         <w:tc>
@@ -420,12 +431,16 @@
             <w:pPr>
               <w:rPr>
                 <w:rFonts w:eastAsia="Times New Roman" w:cs="Arial"/>
-                <w:lang w:eastAsia="en-US"/>
-              </w:rPr>
-            </w:pPr>
-            <w:r>
-              <w:rPr>
-                <w:rFonts w:eastAsia="Times New Roman" w:cs="Arial"/>
+                <w:b/>
+                <w:bCs/>
+                <w:lang w:eastAsia="en-US"/>
+              </w:rPr>
+            </w:pPr>
+            <w:r>
+              <w:rPr>
+                <w:rFonts w:eastAsia="Times New Roman" w:cs="Arial"/>
+                <w:b/>
+                <w:bCs/>
                 <w:lang w:eastAsia="en-US"/>
               </w:rPr>
               <w:t>Query Layer</w:t>
@@ -521,6 +536,20 @@
                 <w:lang w:eastAsia="en-US"/>
               </w:rPr>
             </w:pPr>
+            <w:r>
+              <w:rPr>
+                <w:rFonts w:eastAsia="Times New Roman" w:cs="Times New Roman"/>
+                <w:lang w:eastAsia="en-US"/>
+              </w:rPr>
+              <w:t>3.1.3</w:t>
+            </w:r>
+            <w:r>
+              <w:rPr>
+                <w:rFonts w:eastAsia="Times New Roman" w:cs="Times New Roman"/>
+                <w:lang w:eastAsia="en-US"/>
+              </w:rPr>
+              <w:t>, 2.5.9</w:t>
+            </w:r>
           </w:p>
         </w:tc>
         <w:tc>
@@ -572,12 +601,16 @@
             <w:pPr>
               <w:rPr>
                 <w:rFonts w:eastAsia="Times New Roman" w:cs="Arial"/>
-                <w:lang w:eastAsia="en-US"/>
-              </w:rPr>
-            </w:pPr>
-            <w:r>
-              <w:rPr>
-                <w:rFonts w:eastAsia="Times New Roman" w:cs="Arial"/>
+                <w:b/>
+                <w:bCs/>
+                <w:lang w:eastAsia="en-US"/>
+              </w:rPr>
+            </w:pPr>
+            <w:r>
+              <w:rPr>
+                <w:rFonts w:eastAsia="Times New Roman" w:cs="Arial"/>
+                <w:b/>
+                <w:bCs/>
                 <w:lang w:eastAsia="en-US"/>
               </w:rPr>
               <w:t>Query Layer</w:t>
@@ -661,6 +694,20 @@
                 <w:lang w:eastAsia="en-US"/>
               </w:rPr>
             </w:pPr>
+            <w:r>
+              <w:rPr>
+                <w:rFonts w:eastAsia="Times New Roman" w:cs="Times New Roman"/>
+                <w:lang w:eastAsia="en-US"/>
+              </w:rPr>
+              <w:t>3.1.3</w:t>
+            </w:r>
+            <w:r>
+              <w:rPr>
+                <w:rFonts w:eastAsia="Times New Roman" w:cs="Times New Roman"/>
+                <w:lang w:eastAsia="en-US"/>
+              </w:rPr>
+              <w:t>, 2.5.9</w:t>
+            </w:r>
           </w:p>
         </w:tc>
         <w:tc>
@@ -712,12 +759,16 @@
             <w:pPr>
               <w:rPr>
                 <w:rFonts w:eastAsia="Times New Roman" w:cs="Arial"/>
-                <w:lang w:eastAsia="en-US"/>
-              </w:rPr>
-            </w:pPr>
-            <w:r>
-              <w:rPr>
-                <w:rFonts w:eastAsia="Times New Roman" w:cs="Arial"/>
+                <w:b/>
+                <w:bCs/>
+                <w:lang w:eastAsia="en-US"/>
+              </w:rPr>
+            </w:pPr>
+            <w:r>
+              <w:rPr>
+                <w:rFonts w:eastAsia="Times New Roman" w:cs="Arial"/>
+                <w:b/>
+                <w:bCs/>
                 <w:lang w:eastAsia="en-US"/>
               </w:rPr>
               <w:t>Query Layer</w:t>
@@ -797,6 +848,20 @@
                 <w:lang w:eastAsia="en-US"/>
               </w:rPr>
             </w:pPr>
+            <w:r>
+              <w:rPr>
+                <w:rFonts w:eastAsia="Times New Roman" w:cs="Times New Roman"/>
+                <w:lang w:eastAsia="en-US"/>
+              </w:rPr>
+              <w:t>3.1.3</w:t>
+            </w:r>
+            <w:r>
+              <w:rPr>
+                <w:rFonts w:eastAsia="Times New Roman" w:cs="Times New Roman"/>
+                <w:lang w:eastAsia="en-US"/>
+              </w:rPr>
+              <w:t>, 2.5.9</w:t>
+            </w:r>
           </w:p>
         </w:tc>
         <w:tc>
@@ -848,12 +913,16 @@
             <w:pPr>
               <w:rPr>
                 <w:rFonts w:eastAsia="Times New Roman" w:cs="Arial"/>
-                <w:lang w:eastAsia="en-US"/>
-              </w:rPr>
-            </w:pPr>
-            <w:r>
-              <w:rPr>
-                <w:rFonts w:eastAsia="Times New Roman" w:cs="Arial"/>
+                <w:b/>
+                <w:bCs/>
+                <w:lang w:eastAsia="en-US"/>
+              </w:rPr>
+            </w:pPr>
+            <w:r>
+              <w:rPr>
+                <w:rFonts w:eastAsia="Times New Roman" w:cs="Arial"/>
+                <w:b/>
+                <w:bCs/>
                 <w:lang w:eastAsia="en-US"/>
               </w:rPr>
               <w:t>Query Layer</w:t>
@@ -937,6 +1006,20 @@
                 <w:lang w:eastAsia="en-US"/>
               </w:rPr>
             </w:pPr>
+            <w:r>
+              <w:rPr>
+                <w:rFonts w:eastAsia="Times New Roman" w:cs="Times New Roman"/>
+                <w:lang w:eastAsia="en-US"/>
+              </w:rPr>
+              <w:t>3.1.3</w:t>
+            </w:r>
+            <w:r>
+              <w:rPr>
+                <w:rFonts w:eastAsia="Times New Roman" w:cs="Times New Roman"/>
+                <w:lang w:eastAsia="en-US"/>
+              </w:rPr>
+              <w:t>, 2.5.9</w:t>
+            </w:r>
           </w:p>
         </w:tc>
         <w:tc>
@@ -972,12 +1055,16 @@
             <w:pPr>
               <w:rPr>
                 <w:rFonts w:eastAsia="Times New Roman" w:cs="Arial"/>
-                <w:lang w:eastAsia="en-US"/>
-              </w:rPr>
-            </w:pPr>
-            <w:r>
-              <w:rPr>
-                <w:rFonts w:eastAsia="Times New Roman" w:cs="Arial"/>
+                <w:b/>
+                <w:bCs/>
+                <w:lang w:eastAsia="en-US"/>
+              </w:rPr>
+            </w:pPr>
+            <w:r>
+              <w:rPr>
+                <w:rFonts w:eastAsia="Times New Roman" w:cs="Arial"/>
+                <w:b/>
+                <w:bCs/>
                 <w:lang w:eastAsia="en-US"/>
               </w:rPr>
               <w:t>Query Layer</w:t>
@@ -996,7 +1083,6 @@
               </w:rPr>
             </w:pPr>
             <w:proofErr w:type="spellStart"/>
-            <w:proofErr w:type="gramStart"/>
             <w:r>
               <w:rPr>
                 <w:rFonts w:eastAsia="Times New Roman" w:cs="Arial"/>
@@ -1010,15 +1096,7 @@
                 <w:rFonts w:eastAsia="Times New Roman" w:cs="Arial"/>
                 <w:lang w:eastAsia="en-US"/>
               </w:rPr>
-              <w:t>(</w:t>
-            </w:r>
-            <w:proofErr w:type="gramEnd"/>
-            <w:r>
-              <w:rPr>
-                <w:rFonts w:eastAsia="Times New Roman" w:cs="Arial"/>
-                <w:lang w:eastAsia="en-US"/>
-              </w:rPr>
-              <w:t>)</w:t>
+              <w:t>()</w:t>
             </w:r>
           </w:p>
         </w:tc>
@@ -1073,6 +1151,20 @@
                 <w:lang w:eastAsia="en-US"/>
               </w:rPr>
             </w:pPr>
+            <w:r>
+              <w:rPr>
+                <w:rFonts w:eastAsia="Times New Roman" w:cs="Times New Roman"/>
+                <w:lang w:eastAsia="en-US"/>
+              </w:rPr>
+              <w:t>3.1.3</w:t>
+            </w:r>
+            <w:r>
+              <w:rPr>
+                <w:rFonts w:eastAsia="Times New Roman" w:cs="Times New Roman"/>
+                <w:lang w:eastAsia="en-US"/>
+              </w:rPr>
+              <w:t>, 2.5.9</w:t>
+            </w:r>
           </w:p>
         </w:tc>
         <w:tc>
@@ -1108,12 +1200,16 @@
             <w:pPr>
               <w:rPr>
                 <w:rFonts w:eastAsia="Times New Roman" w:cs="Arial"/>
-                <w:lang w:eastAsia="en-US"/>
-              </w:rPr>
-            </w:pPr>
-            <w:r>
-              <w:rPr>
-                <w:rFonts w:eastAsia="Times New Roman" w:cs="Arial"/>
+                <w:b/>
+                <w:bCs/>
+                <w:lang w:eastAsia="en-US"/>
+              </w:rPr>
+            </w:pPr>
+            <w:r>
+              <w:rPr>
+                <w:rFonts w:eastAsia="Times New Roman" w:cs="Arial"/>
+                <w:b/>
+                <w:bCs/>
                 <w:lang w:eastAsia="en-US"/>
               </w:rPr>
               <w:t>Query Layer</w:t>
@@ -1133,7 +1229,6 @@
               </w:rPr>
             </w:pPr>
             <w:proofErr w:type="spellStart"/>
-            <w:proofErr w:type="gramStart"/>
             <w:r>
               <w:rPr>
                 <w:rFonts w:eastAsia="Times New Roman" w:cs="Arial"/>
@@ -1147,15 +1242,7 @@
                 <w:rFonts w:eastAsia="Times New Roman" w:cs="Arial"/>
                 <w:lang w:eastAsia="en-US"/>
               </w:rPr>
-              <w:t>(</w:t>
-            </w:r>
-            <w:proofErr w:type="gramEnd"/>
-            <w:r>
-              <w:rPr>
-                <w:rFonts w:eastAsia="Times New Roman" w:cs="Arial"/>
-                <w:lang w:eastAsia="en-US"/>
-              </w:rPr>
-              <w:t>)</w:t>
+              <w:t>()</w:t>
             </w:r>
           </w:p>
         </w:tc>
@@ -1213,6 +1300,20 @@
                 <w:lang w:eastAsia="en-US"/>
               </w:rPr>
             </w:pPr>
+            <w:r>
+              <w:rPr>
+                <w:rFonts w:eastAsia="Times New Roman" w:cs="Times New Roman"/>
+                <w:lang w:eastAsia="en-US"/>
+              </w:rPr>
+              <w:t>3.1.3</w:t>
+            </w:r>
+            <w:r>
+              <w:rPr>
+                <w:rFonts w:eastAsia="Times New Roman" w:cs="Times New Roman"/>
+                <w:lang w:eastAsia="en-US"/>
+              </w:rPr>
+              <w:t>, 2.5.9</w:t>
+            </w:r>
           </w:p>
         </w:tc>
         <w:tc>
@@ -1248,12 +1349,16 @@
             <w:pPr>
               <w:rPr>
                 <w:rFonts w:eastAsia="Times New Roman" w:cs="Arial"/>
-                <w:lang w:eastAsia="en-US"/>
-              </w:rPr>
-            </w:pPr>
-            <w:r>
-              <w:rPr>
-                <w:rFonts w:eastAsia="Times New Roman" w:cs="Arial"/>
+                <w:b/>
+                <w:bCs/>
+                <w:lang w:eastAsia="en-US"/>
+              </w:rPr>
+            </w:pPr>
+            <w:r>
+              <w:rPr>
+                <w:rFonts w:eastAsia="Times New Roman" w:cs="Arial"/>
+                <w:b/>
+                <w:bCs/>
                 <w:lang w:eastAsia="en-US"/>
               </w:rPr>
               <w:t>Query Layer</w:t>
@@ -1272,7 +1377,6 @@
               </w:rPr>
             </w:pPr>
             <w:proofErr w:type="spellStart"/>
-            <w:proofErr w:type="gramStart"/>
             <w:r>
               <w:rPr>
                 <w:rFonts w:eastAsia="Times New Roman" w:cs="Arial"/>
@@ -1286,15 +1390,7 @@
                 <w:rFonts w:eastAsia="Times New Roman" w:cs="Arial"/>
                 <w:lang w:eastAsia="en-US"/>
               </w:rPr>
-              <w:t>(</w:t>
-            </w:r>
-            <w:proofErr w:type="gramEnd"/>
-            <w:r>
-              <w:rPr>
-                <w:rFonts w:eastAsia="Times New Roman" w:cs="Arial"/>
-                <w:lang w:eastAsia="en-US"/>
-              </w:rPr>
-              <w:t>)</w:t>
+              <w:t>()</w:t>
             </w:r>
           </w:p>
         </w:tc>
@@ -1349,6 +1445,20 @@
                 <w:lang w:eastAsia="en-US"/>
               </w:rPr>
             </w:pPr>
+            <w:r>
+              <w:rPr>
+                <w:rFonts w:eastAsia="Times New Roman" w:cs="Times New Roman"/>
+                <w:lang w:eastAsia="en-US"/>
+              </w:rPr>
+              <w:t>3.1.3</w:t>
+            </w:r>
+            <w:r>
+              <w:rPr>
+                <w:rFonts w:eastAsia="Times New Roman" w:cs="Times New Roman"/>
+                <w:lang w:eastAsia="en-US"/>
+              </w:rPr>
+              <w:t>, 2.5.9</w:t>
+            </w:r>
           </w:p>
         </w:tc>
         <w:tc>
@@ -1391,12 +1501,16 @@
             <w:pPr>
               <w:rPr>
                 <w:rFonts w:eastAsia="Times New Roman" w:cs="Arial"/>
-                <w:lang w:eastAsia="en-US"/>
-              </w:rPr>
-            </w:pPr>
-            <w:r>
-              <w:rPr>
-                <w:rFonts w:eastAsia="Times New Roman" w:cs="Arial"/>
+                <w:b/>
+                <w:bCs/>
+                <w:lang w:eastAsia="en-US"/>
+              </w:rPr>
+            </w:pPr>
+            <w:r>
+              <w:rPr>
+                <w:rFonts w:eastAsia="Times New Roman" w:cs="Arial"/>
+                <w:b/>
+                <w:bCs/>
                 <w:lang w:eastAsia="en-US"/>
               </w:rPr>
               <w:t>Query Layer</w:t>
@@ -1416,7 +1530,6 @@
               </w:rPr>
             </w:pPr>
             <w:proofErr w:type="spellStart"/>
-            <w:proofErr w:type="gramStart"/>
             <w:r>
               <w:rPr>
                 <w:rFonts w:eastAsia="Times New Roman" w:cs="Arial"/>
@@ -1430,15 +1543,7 @@
                 <w:rFonts w:eastAsia="Times New Roman" w:cs="Arial"/>
                 <w:lang w:eastAsia="en-US"/>
               </w:rPr>
-              <w:t>(</w:t>
-            </w:r>
-            <w:proofErr w:type="gramEnd"/>
-            <w:r>
-              <w:rPr>
-                <w:rFonts w:eastAsia="Times New Roman" w:cs="Arial"/>
-                <w:lang w:eastAsia="en-US"/>
-              </w:rPr>
-              <w:t>)</w:t>
+              <w:t>()</w:t>
             </w:r>
           </w:p>
         </w:tc>
@@ -1496,6 +1601,20 @@
                 <w:lang w:eastAsia="en-US"/>
               </w:rPr>
             </w:pPr>
+            <w:r>
+              <w:rPr>
+                <w:rFonts w:eastAsia="Times New Roman" w:cs="Times New Roman"/>
+                <w:lang w:eastAsia="en-US"/>
+              </w:rPr>
+              <w:t>3.1.3</w:t>
+            </w:r>
+            <w:r>
+              <w:rPr>
+                <w:rFonts w:eastAsia="Times New Roman" w:cs="Times New Roman"/>
+                <w:lang w:eastAsia="en-US"/>
+              </w:rPr>
+              <w:t>, 2.5.9</w:t>
+            </w:r>
           </w:p>
         </w:tc>
         <w:tc>
